--- a/berkas/after-sidang/map-biru/STI-20 Surat Keterangan Bebas Administrasi Prodi (2024).docx
+++ b/berkas/after-sidang/map-biru/STI-20 Surat Keterangan Bebas Administrasi Prodi (2024).docx
@@ -287,20 +287,15 @@
           </mc:Choice>
           <mc:Fallback>
             <w:pict>
-              <v:line w14:anchorId="35B28DB0" id="Straight Connector 33" o:spid="_x0000_s1026" style="position:absolute;z-index:251695104;visibility:visible;mso-wrap-style:square;mso-width-percent:0;mso-height-percent:0;mso-wrap-distance-left:9pt;mso-wrap-distance-top:-3e-5mm;mso-wrap-distance-right:9pt;mso-wrap-distance-bottom:-3e-5mm;mso-position-horizontal:absolute;mso-position-horizontal-relative:text;mso-position-vertical:absolute;mso-position-vertical-relative:text;mso-width-percent:0;mso-height-percent:0;mso-width-relative:page;mso-height-relative:page" from="141.6pt,-.4pt" to="375.8pt,-.4pt" o:gfxdata="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" strokeweight=".26mm">
+              <v:line w14:anchorId="5A62238E" id="Straight Connector 33" o:spid="_x0000_s1026" style="position:absolute;z-index:251695104;visibility:visible;mso-wrap-style:square;mso-width-percent:0;mso-height-percent:0;mso-wrap-distance-left:9pt;mso-wrap-distance-top:-3e-5mm;mso-wrap-distance-right:9pt;mso-wrap-distance-bottom:-3e-5mm;mso-position-horizontal:absolute;mso-position-horizontal-relative:text;mso-position-vertical:absolute;mso-position-vertical-relative:text;mso-width-percent:0;mso-height-percent:0;mso-width-relative:page;mso-height-relative:page" from="141.6pt,-.4pt" to="375.8pt,-.4pt" o:gfxdata="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" strokeweight=".26mm">
                 <v:stroke joinstyle="miter"/>
               </v:line>
             </w:pict>
           </mc:Fallback>
         </mc:AlternateContent>
       </w:r>
-      <w:proofErr w:type="gramStart"/>
-      <w:r>
-        <w:t>Nomor :</w:t>
-      </w:r>
-      <w:proofErr w:type="gramEnd"/>
-      <w:r>
-        <w:t xml:space="preserve">        </w:t>
+      <w:r>
+        <w:t xml:space="preserve">Nomor :        </w:t>
       </w:r>
       <w:r>
         <w:rPr>
@@ -363,7 +358,7 @@
           <w:color w:val="000000"/>
           <w:lang w:eastAsia="en-US"/>
         </w:rPr>
-        <w:t>4</w:t>
+        <w:t>6</w:t>
       </w:r>
     </w:p>
     <w:p>
@@ -622,8 +617,8 @@
         <w:ind w:left="1560" w:hanging="284"/>
         <w:jc w:val="both"/>
       </w:pPr>
-      <w:smartTag w:uri="urn:schemas-microsoft-com:office:smarttags" w:element="place">
-        <w:smartTag w:uri="urn:schemas-microsoft-com:office:smarttags" w:element="City">
+      <w:smartTag w:uri="urn:schemas-microsoft-com:office:smarttags" w:element="City">
+        <w:smartTag w:uri="urn:schemas-microsoft-com:office:smarttags" w:element="place">
           <w:r>
             <w:t>Surat</w:t>
           </w:r>
@@ -1149,7 +1144,7 @@
         </mc:Choice>
         <mc:Fallback>
           <w:pict>
-            <v:line w14:anchorId="76C70879" id="Line 2" o:spid="_x0000_s1026" style="position:absolute;z-index:251658752;visibility:visible;mso-wrap-style:square;mso-width-percent:0;mso-height-percent:0;mso-wrap-distance-left:9pt;mso-wrap-distance-top:-3e-5mm;mso-wrap-distance-right:9pt;mso-wrap-distance-bottom:-3e-5mm;mso-position-horizontal:absolute;mso-position-horizontal-relative:text;mso-position-vertical:absolute;mso-position-vertical-relative:text;mso-width-percent:0;mso-height-percent:0;mso-width-relative:page;mso-height-relative:page" from="-1.55pt,104.8pt" to="509.2pt,104.8pt" o:gfxdata="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" strokeweight="4.5pt">
+            <v:line w14:anchorId="72F6D888" id="Line 2" o:spid="_x0000_s1026" style="position:absolute;z-index:251658752;visibility:visible;mso-wrap-style:square;mso-width-percent:0;mso-height-percent:0;mso-wrap-distance-left:9pt;mso-wrap-distance-top:-3e-5mm;mso-wrap-distance-right:9pt;mso-wrap-distance-bottom:-3e-5mm;mso-position-horizontal:absolute;mso-position-horizontal-relative:text;mso-position-vertical:absolute;mso-position-vertical-relative:text;mso-width-percent:0;mso-height-percent:0;mso-width-relative:page;mso-height-relative:page" from="-1.55pt,104.8pt" to="509.2pt,104.8pt" o:gfxdata="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" strokeweight="4.5pt">
               <v:stroke linestyle="thinThick"/>
             </v:line>
           </w:pict>
@@ -1391,7 +1386,6 @@
                             </w:rPr>
                           </w:pPr>
                           <w:proofErr w:type="spellStart"/>
-                          <w:proofErr w:type="gramStart"/>
                           <w:r>
                             <w:rPr>
                               <w:sz w:val="18"/>
@@ -1403,28 +1397,7 @@
                             <w:rPr>
                               <w:sz w:val="18"/>
                             </w:rPr>
-                            <w:t xml:space="preserve"> :</w:t>
-                          </w:r>
-                          <w:proofErr w:type="gramEnd"/>
-                          <w:r>
-                            <w:rPr>
-                              <w:sz w:val="18"/>
-                            </w:rPr>
-                            <w:t xml:space="preserve"> (0761) 66595 </w:t>
-                          </w:r>
-                          <w:proofErr w:type="gramStart"/>
-                          <w:r>
-                            <w:rPr>
-                              <w:sz w:val="18"/>
-                            </w:rPr>
-                            <w:t>Laman :</w:t>
-                          </w:r>
-                          <w:proofErr w:type="gramEnd"/>
-                          <w:r>
-                            <w:rPr>
-                              <w:sz w:val="18"/>
-                            </w:rPr>
-                            <w:t xml:space="preserve"> http://</w:t>
+                            <w:t xml:space="preserve"> : (0761) 66595 Laman : http://</w:t>
                           </w:r>
                           <w:r>
                             <w:rPr>
@@ -1661,7 +1634,6 @@
                       </w:rPr>
                     </w:pPr>
                     <w:proofErr w:type="spellStart"/>
-                    <w:proofErr w:type="gramStart"/>
                     <w:r>
                       <w:rPr>
                         <w:sz w:val="18"/>
@@ -1673,28 +1645,7 @@
                       <w:rPr>
                         <w:sz w:val="18"/>
                       </w:rPr>
-                      <w:t xml:space="preserve"> :</w:t>
-                    </w:r>
-                    <w:proofErr w:type="gramEnd"/>
-                    <w:r>
-                      <w:rPr>
-                        <w:sz w:val="18"/>
-                      </w:rPr>
-                      <w:t xml:space="preserve"> (0761) 66595 </w:t>
-                    </w:r>
-                    <w:proofErr w:type="gramStart"/>
-                    <w:r>
-                      <w:rPr>
-                        <w:sz w:val="18"/>
-                      </w:rPr>
-                      <w:t>Laman :</w:t>
-                    </w:r>
-                    <w:proofErr w:type="gramEnd"/>
-                    <w:r>
-                      <w:rPr>
-                        <w:sz w:val="18"/>
-                      </w:rPr>
-                      <w:t xml:space="preserve"> http://</w:t>
+                      <w:t xml:space="preserve"> : (0761) 66595 Laman : http://</w:t>
                     </w:r>
                     <w:r>
                       <w:rPr>
